--- a/Rapport_Deep_Learning_IKSIBadreddine.docx
+++ b/Rapport_Deep_Learning_IKSIBadreddine.docx
@@ -134,12 +134,6 @@
         <w:gridCol w:w="4800"/>
       </w:tblGrid>
       <w:tr>
-        <w:tblPrEx>
-          <w:tblCellMar>
-            <w:top w:w="0" w:type="dxa"/>
-            <w:bottom w:w="0" w:type="dxa"/>
-          </w:tblCellMar>
-        </w:tblPrEx>
         <w:tc>
           <w:tcPr>
             <w:tcW w:w="2400" w:type="dxa"/>
@@ -196,12 +190,6 @@
         </w:tc>
       </w:tr>
       <w:tr>
-        <w:tblPrEx>
-          <w:tblCellMar>
-            <w:top w:w="0" w:type="dxa"/>
-            <w:bottom w:w="0" w:type="dxa"/>
-          </w:tblCellMar>
-        </w:tblPrEx>
         <w:tc>
           <w:tcPr>
             <w:tcW w:w="2400" w:type="dxa"/>
@@ -258,12 +246,6 @@
         </w:tc>
       </w:tr>
       <w:tr>
-        <w:tblPrEx>
-          <w:tblCellMar>
-            <w:top w:w="0" w:type="dxa"/>
-            <w:bottom w:w="0" w:type="dxa"/>
-          </w:tblCellMar>
-        </w:tblPrEx>
         <w:tc>
           <w:tcPr>
             <w:tcW w:w="2400" w:type="dxa"/>
@@ -320,12 +302,6 @@
         </w:tc>
       </w:tr>
       <w:tr>
-        <w:tblPrEx>
-          <w:tblCellMar>
-            <w:top w:w="0" w:type="dxa"/>
-            <w:bottom w:w="0" w:type="dxa"/>
-          </w:tblCellMar>
-        </w:tblPrEx>
         <w:tc>
           <w:tcPr>
             <w:tcW w:w="2400" w:type="dxa"/>
@@ -1034,12 +1010,6 @@
         <w:gridCol w:w="3560"/>
       </w:tblGrid>
       <w:tr>
-        <w:tblPrEx>
-          <w:tblCellMar>
-            <w:top w:w="0" w:type="dxa"/>
-            <w:bottom w:w="0" w:type="dxa"/>
-          </w:tblCellMar>
-        </w:tblPrEx>
         <w:trPr>
           <w:tblHeader/>
         </w:trPr>
@@ -1138,12 +1108,6 @@
         </w:tc>
       </w:tr>
       <w:tr>
-        <w:tblPrEx>
-          <w:tblCellMar>
-            <w:top w:w="0" w:type="dxa"/>
-            <w:bottom w:w="0" w:type="dxa"/>
-          </w:tblCellMar>
-        </w:tblPrEx>
         <w:tc>
           <w:tcPr>
             <w:tcW w:w="2800" w:type="dxa"/>
@@ -1227,12 +1191,6 @@
         </w:tc>
       </w:tr>
       <w:tr>
-        <w:tblPrEx>
-          <w:tblCellMar>
-            <w:top w:w="0" w:type="dxa"/>
-            <w:bottom w:w="0" w:type="dxa"/>
-          </w:tblCellMar>
-        </w:tblPrEx>
         <w:tc>
           <w:tcPr>
             <w:tcW w:w="2800" w:type="dxa"/>
@@ -1316,12 +1274,6 @@
         </w:tc>
       </w:tr>
       <w:tr>
-        <w:tblPrEx>
-          <w:tblCellMar>
-            <w:top w:w="0" w:type="dxa"/>
-            <w:bottom w:w="0" w:type="dxa"/>
-          </w:tblCellMar>
-        </w:tblPrEx>
         <w:tc>
           <w:tcPr>
             <w:tcW w:w="2800" w:type="dxa"/>
@@ -1544,12 +1496,6 @@
         <w:gridCol w:w="5960"/>
       </w:tblGrid>
       <w:tr>
-        <w:tblPrEx>
-          <w:tblCellMar>
-            <w:top w:w="0" w:type="dxa"/>
-            <w:bottom w:w="0" w:type="dxa"/>
-          </w:tblCellMar>
-        </w:tblPrEx>
         <w:trPr>
           <w:tblHeader/>
         </w:trPr>
@@ -1617,12 +1563,6 @@
         </w:tc>
       </w:tr>
       <w:tr>
-        <w:tblPrEx>
-          <w:tblCellMar>
-            <w:top w:w="0" w:type="dxa"/>
-            <w:bottom w:w="0" w:type="dxa"/>
-          </w:tblCellMar>
-        </w:tblPrEx>
         <w:tc>
           <w:tcPr>
             <w:tcW w:w="3200" w:type="dxa"/>
@@ -1679,12 +1619,6 @@
         </w:tc>
       </w:tr>
       <w:tr>
-        <w:tblPrEx>
-          <w:tblCellMar>
-            <w:top w:w="0" w:type="dxa"/>
-            <w:bottom w:w="0" w:type="dxa"/>
-          </w:tblCellMar>
-        </w:tblPrEx>
         <w:tc>
           <w:tcPr>
             <w:tcW w:w="3200" w:type="dxa"/>
@@ -1750,12 +1684,6 @@
         </w:tc>
       </w:tr>
       <w:tr>
-        <w:tblPrEx>
-          <w:tblCellMar>
-            <w:top w:w="0" w:type="dxa"/>
-            <w:bottom w:w="0" w:type="dxa"/>
-          </w:tblCellMar>
-        </w:tblPrEx>
         <w:tc>
           <w:tcPr>
             <w:tcW w:w="3200" w:type="dxa"/>
@@ -1812,12 +1740,6 @@
         </w:tc>
       </w:tr>
       <w:tr>
-        <w:tblPrEx>
-          <w:tblCellMar>
-            <w:top w:w="0" w:type="dxa"/>
-            <w:bottom w:w="0" w:type="dxa"/>
-          </w:tblCellMar>
-        </w:tblPrEx>
         <w:tc>
           <w:tcPr>
             <w:tcW w:w="3200" w:type="dxa"/>
@@ -1874,12 +1796,6 @@
         </w:tc>
       </w:tr>
       <w:tr>
-        <w:tblPrEx>
-          <w:tblCellMar>
-            <w:top w:w="0" w:type="dxa"/>
-            <w:bottom w:w="0" w:type="dxa"/>
-          </w:tblCellMar>
-        </w:tblPrEx>
         <w:tc>
           <w:tcPr>
             <w:tcW w:w="3200" w:type="dxa"/>
@@ -2634,12 +2550,6 @@
         <w:gridCol w:w="5660"/>
       </w:tblGrid>
       <w:tr>
-        <w:tblPrEx>
-          <w:tblCellMar>
-            <w:top w:w="0" w:type="dxa"/>
-            <w:bottom w:w="0" w:type="dxa"/>
-          </w:tblCellMar>
-        </w:tblPrEx>
         <w:trPr>
           <w:tblHeader/>
         </w:trPr>
@@ -2707,12 +2617,6 @@
         </w:tc>
       </w:tr>
       <w:tr>
-        <w:tblPrEx>
-          <w:tblCellMar>
-            <w:top w:w="0" w:type="dxa"/>
-            <w:bottom w:w="0" w:type="dxa"/>
-          </w:tblCellMar>
-        </w:tblPrEx>
         <w:tc>
           <w:tcPr>
             <w:tcW w:w="3500" w:type="dxa"/>
@@ -2785,12 +2689,6 @@
         </w:tc>
       </w:tr>
       <w:tr>
-        <w:tblPrEx>
-          <w:tblCellMar>
-            <w:top w:w="0" w:type="dxa"/>
-            <w:bottom w:w="0" w:type="dxa"/>
-          </w:tblCellMar>
-        </w:tblPrEx>
         <w:tc>
           <w:tcPr>
             <w:tcW w:w="3500" w:type="dxa"/>
@@ -2849,12 +2747,6 @@
         </w:tc>
       </w:tr>
       <w:tr>
-        <w:tblPrEx>
-          <w:tblCellMar>
-            <w:top w:w="0" w:type="dxa"/>
-            <w:bottom w:w="0" w:type="dxa"/>
-          </w:tblCellMar>
-        </w:tblPrEx>
         <w:tc>
           <w:tcPr>
             <w:tcW w:w="3500" w:type="dxa"/>
@@ -2911,12 +2803,6 @@
         </w:tc>
       </w:tr>
       <w:tr>
-        <w:tblPrEx>
-          <w:tblCellMar>
-            <w:top w:w="0" w:type="dxa"/>
-            <w:bottom w:w="0" w:type="dxa"/>
-          </w:tblCellMar>
-        </w:tblPrEx>
         <w:tc>
           <w:tcPr>
             <w:tcW w:w="3500" w:type="dxa"/>
@@ -2973,12 +2859,6 @@
         </w:tc>
       </w:tr>
       <w:tr>
-        <w:tblPrEx>
-          <w:tblCellMar>
-            <w:top w:w="0" w:type="dxa"/>
-            <w:bottom w:w="0" w:type="dxa"/>
-          </w:tblCellMar>
-        </w:tblPrEx>
         <w:tc>
           <w:tcPr>
             <w:tcW w:w="3500" w:type="dxa"/>
@@ -3103,12 +2983,6 @@
         <w:gridCol w:w="4160"/>
       </w:tblGrid>
       <w:tr>
-        <w:tblPrEx>
-          <w:tblCellMar>
-            <w:top w:w="0" w:type="dxa"/>
-            <w:bottom w:w="0" w:type="dxa"/>
-          </w:tblCellMar>
-        </w:tblPrEx>
         <w:trPr>
           <w:tblHeader/>
         </w:trPr>
@@ -3219,12 +3093,6 @@
         </w:tc>
       </w:tr>
       <w:tr>
-        <w:tblPrEx>
-          <w:tblCellMar>
-            <w:top w:w="0" w:type="dxa"/>
-            <w:bottom w:w="0" w:type="dxa"/>
-          </w:tblCellMar>
-        </w:tblPrEx>
         <w:tc>
           <w:tcPr>
             <w:tcW w:w="2400" w:type="dxa"/>
@@ -3308,12 +3176,6 @@
         </w:tc>
       </w:tr>
       <w:tr>
-        <w:tblPrEx>
-          <w:tblCellMar>
-            <w:top w:w="0" w:type="dxa"/>
-            <w:bottom w:w="0" w:type="dxa"/>
-          </w:tblCellMar>
-        </w:tblPrEx>
         <w:tc>
           <w:tcPr>
             <w:tcW w:w="2400" w:type="dxa"/>
@@ -3397,12 +3259,6 @@
         </w:tc>
       </w:tr>
       <w:tr>
-        <w:tblPrEx>
-          <w:tblCellMar>
-            <w:top w:w="0" w:type="dxa"/>
-            <w:bottom w:w="0" w:type="dxa"/>
-          </w:tblCellMar>
-        </w:tblPrEx>
         <w:tc>
           <w:tcPr>
             <w:tcW w:w="2400" w:type="dxa"/>
@@ -3562,12 +3418,6 @@
         <w:gridCol w:w="1060"/>
       </w:tblGrid>
       <w:tr>
-        <w:tblPrEx>
-          <w:tblCellMar>
-            <w:top w:w="0" w:type="dxa"/>
-            <w:bottom w:w="0" w:type="dxa"/>
-          </w:tblCellMar>
-        </w:tblPrEx>
         <w:trPr>
           <w:tblHeader/>
         </w:trPr>
@@ -3730,12 +3580,6 @@
         </w:tc>
       </w:tr>
       <w:tr>
-        <w:tblPrEx>
-          <w:tblCellMar>
-            <w:top w:w="0" w:type="dxa"/>
-            <w:bottom w:w="0" w:type="dxa"/>
-          </w:tblCellMar>
-        </w:tblPrEx>
         <w:tc>
           <w:tcPr>
             <w:tcW w:w="2400" w:type="dxa"/>
@@ -3882,12 +3726,6 @@
         </w:tc>
       </w:tr>
       <w:tr>
-        <w:tblPrEx>
-          <w:tblCellMar>
-            <w:top w:w="0" w:type="dxa"/>
-            <w:bottom w:w="0" w:type="dxa"/>
-          </w:tblCellMar>
-        </w:tblPrEx>
         <w:tc>
           <w:tcPr>
             <w:tcW w:w="2400" w:type="dxa"/>
@@ -5360,12 +5198,6 @@
         <w:gridCol w:w="5960"/>
       </w:tblGrid>
       <w:tr>
-        <w:tblPrEx>
-          <w:tblCellMar>
-            <w:top w:w="0" w:type="dxa"/>
-            <w:bottom w:w="0" w:type="dxa"/>
-          </w:tblCellMar>
-        </w:tblPrEx>
         <w:trPr>
           <w:tblHeader/>
         </w:trPr>
@@ -5434,12 +5266,6 @@
         </w:tc>
       </w:tr>
       <w:tr>
-        <w:tblPrEx>
-          <w:tblCellMar>
-            <w:top w:w="0" w:type="dxa"/>
-            <w:bottom w:w="0" w:type="dxa"/>
-          </w:tblCellMar>
-        </w:tblPrEx>
         <w:tc>
           <w:tcPr>
             <w:tcW w:w="3200" w:type="dxa"/>
@@ -5496,12 +5322,6 @@
         </w:tc>
       </w:tr>
       <w:tr>
-        <w:tblPrEx>
-          <w:tblCellMar>
-            <w:top w:w="0" w:type="dxa"/>
-            <w:bottom w:w="0" w:type="dxa"/>
-          </w:tblCellMar>
-        </w:tblPrEx>
         <w:tc>
           <w:tcPr>
             <w:tcW w:w="3200" w:type="dxa"/>
@@ -5558,12 +5378,6 @@
         </w:tc>
       </w:tr>
       <w:tr>
-        <w:tblPrEx>
-          <w:tblCellMar>
-            <w:top w:w="0" w:type="dxa"/>
-            <w:bottom w:w="0" w:type="dxa"/>
-          </w:tblCellMar>
-        </w:tblPrEx>
         <w:tc>
           <w:tcPr>
             <w:tcW w:w="3200" w:type="dxa"/>
@@ -5636,12 +5450,6 @@
         </w:tc>
       </w:tr>
       <w:tr>
-        <w:tblPrEx>
-          <w:tblCellMar>
-            <w:top w:w="0" w:type="dxa"/>
-            <w:bottom w:w="0" w:type="dxa"/>
-          </w:tblCellMar>
-        </w:tblPrEx>
         <w:tc>
           <w:tcPr>
             <w:tcW w:w="3200" w:type="dxa"/>
@@ -5698,12 +5506,6 @@
         </w:tc>
       </w:tr>
       <w:tr>
-        <w:tblPrEx>
-          <w:tblCellMar>
-            <w:top w:w="0" w:type="dxa"/>
-            <w:bottom w:w="0" w:type="dxa"/>
-          </w:tblCellMar>
-        </w:tblPrEx>
         <w:tc>
           <w:tcPr>
             <w:tcW w:w="3200" w:type="dxa"/>
@@ -5760,12 +5562,6 @@
         </w:tc>
       </w:tr>
       <w:tr>
-        <w:tblPrEx>
-          <w:tblCellMar>
-            <w:top w:w="0" w:type="dxa"/>
-            <w:bottom w:w="0" w:type="dxa"/>
-          </w:tblCellMar>
-        </w:tblPrEx>
         <w:tc>
           <w:tcPr>
             <w:tcW w:w="3200" w:type="dxa"/>
@@ -6572,12 +6368,6 @@
         <w:gridCol w:w="2660"/>
       </w:tblGrid>
       <w:tr>
-        <w:tblPrEx>
-          <w:tblCellMar>
-            <w:top w:w="0" w:type="dxa"/>
-            <w:bottom w:w="0" w:type="dxa"/>
-          </w:tblCellMar>
-        </w:tblPrEx>
         <w:trPr>
           <w:tblHeader/>
         </w:trPr>
@@ -6719,12 +6509,6 @@
         </w:tc>
       </w:tr>
       <w:tr>
-        <w:tblPrEx>
-          <w:tblCellMar>
-            <w:top w:w="0" w:type="dxa"/>
-            <w:bottom w:w="0" w:type="dxa"/>
-          </w:tblCellMar>
-        </w:tblPrEx>
         <w:tc>
           <w:tcPr>
             <w:tcW w:w="2100" w:type="dxa"/>
@@ -6837,12 +6621,6 @@
         </w:tc>
       </w:tr>
       <w:tr>
-        <w:tblPrEx>
-          <w:tblCellMar>
-            <w:top w:w="0" w:type="dxa"/>
-            <w:bottom w:w="0" w:type="dxa"/>
-          </w:tblCellMar>
-        </w:tblPrEx>
         <w:tc>
           <w:tcPr>
             <w:tcW w:w="2100" w:type="dxa"/>
@@ -7028,12 +6806,6 @@
         <w:gridCol w:w="4160"/>
       </w:tblGrid>
       <w:tr>
-        <w:tblPrEx>
-          <w:tblCellMar>
-            <w:top w:w="0" w:type="dxa"/>
-            <w:bottom w:w="0" w:type="dxa"/>
-          </w:tblCellMar>
-        </w:tblPrEx>
         <w:trPr>
           <w:tblHeader/>
         </w:trPr>
@@ -7144,12 +6916,6 @@
         </w:tc>
       </w:tr>
       <w:tr>
-        <w:tblPrEx>
-          <w:tblCellMar>
-            <w:top w:w="0" w:type="dxa"/>
-            <w:bottom w:w="0" w:type="dxa"/>
-          </w:tblCellMar>
-        </w:tblPrEx>
         <w:tc>
           <w:tcPr>
             <w:tcW w:w="3000" w:type="dxa"/>
@@ -7233,12 +6999,6 @@
         </w:tc>
       </w:tr>
       <w:tr>
-        <w:tblPrEx>
-          <w:tblCellMar>
-            <w:top w:w="0" w:type="dxa"/>
-            <w:bottom w:w="0" w:type="dxa"/>
-          </w:tblCellMar>
-        </w:tblPrEx>
         <w:tc>
           <w:tcPr>
             <w:tcW w:w="3000" w:type="dxa"/>
@@ -7331,12 +7091,6 @@
         </w:tc>
       </w:tr>
       <w:tr>
-        <w:tblPrEx>
-          <w:tblCellMar>
-            <w:top w:w="0" w:type="dxa"/>
-            <w:bottom w:w="0" w:type="dxa"/>
-          </w:tblCellMar>
-        </w:tblPrEx>
         <w:tc>
           <w:tcPr>
             <w:tcW w:w="3000" w:type="dxa"/>
@@ -7436,12 +7190,6 @@
         </w:tc>
       </w:tr>
       <w:tr>
-        <w:tblPrEx>
-          <w:tblCellMar>
-            <w:top w:w="0" w:type="dxa"/>
-            <w:bottom w:w="0" w:type="dxa"/>
-          </w:tblCellMar>
-        </w:tblPrEx>
         <w:tc>
           <w:tcPr>
             <w:tcW w:w="3000" w:type="dxa"/>
@@ -7543,12 +7291,6 @@
         </w:tc>
       </w:tr>
       <w:tr>
-        <w:tblPrEx>
-          <w:tblCellMar>
-            <w:top w:w="0" w:type="dxa"/>
-            <w:bottom w:w="0" w:type="dxa"/>
-          </w:tblCellMar>
-        </w:tblPrEx>
         <w:tc>
           <w:tcPr>
             <w:tcW w:w="3000" w:type="dxa"/>
@@ -7632,12 +7374,6 @@
         </w:tc>
       </w:tr>
       <w:tr>
-        <w:tblPrEx>
-          <w:tblCellMar>
-            <w:top w:w="0" w:type="dxa"/>
-            <w:bottom w:w="0" w:type="dxa"/>
-          </w:tblCellMar>
-        </w:tblPrEx>
         <w:tc>
           <w:tcPr>
             <w:tcW w:w="3000" w:type="dxa"/>
@@ -8138,12 +7874,6 @@
         <w:gridCol w:w="2860"/>
       </w:tblGrid>
       <w:tr>
-        <w:tblPrEx>
-          <w:tblCellMar>
-            <w:top w:w="0" w:type="dxa"/>
-            <w:bottom w:w="0" w:type="dxa"/>
-          </w:tblCellMar>
-        </w:tblPrEx>
         <w:trPr>
           <w:tblHeader/>
         </w:trPr>
@@ -8273,12 +8003,6 @@
         </w:tc>
       </w:tr>
       <w:tr>
-        <w:tblPrEx>
-          <w:tblCellMar>
-            <w:top w:w="0" w:type="dxa"/>
-            <w:bottom w:w="0" w:type="dxa"/>
-          </w:tblCellMar>
-        </w:tblPrEx>
         <w:tc>
           <w:tcPr>
             <w:tcW w:w="2400" w:type="dxa"/>
@@ -8389,12 +8113,6 @@
         </w:tc>
       </w:tr>
       <w:tr>
-        <w:tblPrEx>
-          <w:tblCellMar>
-            <w:top w:w="0" w:type="dxa"/>
-            <w:bottom w:w="0" w:type="dxa"/>
-          </w:tblCellMar>
-        </w:tblPrEx>
         <w:tc>
           <w:tcPr>
             <w:tcW w:w="2400" w:type="dxa"/>
@@ -8505,12 +8223,6 @@
         </w:tc>
       </w:tr>
       <w:tr>
-        <w:tblPrEx>
-          <w:tblCellMar>
-            <w:top w:w="0" w:type="dxa"/>
-            <w:bottom w:w="0" w:type="dxa"/>
-          </w:tblCellMar>
-        </w:tblPrEx>
         <w:tc>
           <w:tcPr>
             <w:tcW w:w="2400" w:type="dxa"/>
@@ -8621,12 +8333,6 @@
         </w:tc>
       </w:tr>
       <w:tr>
-        <w:tblPrEx>
-          <w:tblCellMar>
-            <w:top w:w="0" w:type="dxa"/>
-            <w:bottom w:w="0" w:type="dxa"/>
-          </w:tblCellMar>
-        </w:tblPrEx>
         <w:tc>
           <w:tcPr>
             <w:tcW w:w="2400" w:type="dxa"/>
@@ -8753,12 +8459,6 @@
         </w:tc>
       </w:tr>
       <w:tr>
-        <w:tblPrEx>
-          <w:tblCellMar>
-            <w:top w:w="0" w:type="dxa"/>
-            <w:bottom w:w="0" w:type="dxa"/>
-          </w:tblCellMar>
-        </w:tblPrEx>
         <w:tc>
           <w:tcPr>
             <w:tcW w:w="2400" w:type="dxa"/>
@@ -8869,12 +8569,6 @@
         </w:tc>
       </w:tr>
       <w:tr>
-        <w:tblPrEx>
-          <w:tblCellMar>
-            <w:top w:w="0" w:type="dxa"/>
-            <w:bottom w:w="0" w:type="dxa"/>
-          </w:tblCellMar>
-        </w:tblPrEx>
         <w:tc>
           <w:tcPr>
             <w:tcW w:w="2400" w:type="dxa"/>
@@ -9175,12 +8869,6 @@
         <w:gridCol w:w="5960"/>
       </w:tblGrid>
       <w:tr>
-        <w:tblPrEx>
-          <w:tblCellMar>
-            <w:top w:w="0" w:type="dxa"/>
-            <w:bottom w:w="0" w:type="dxa"/>
-          </w:tblCellMar>
-        </w:tblPrEx>
         <w:trPr>
           <w:tblHeader/>
         </w:trPr>
@@ -9248,12 +8936,6 @@
         </w:tc>
       </w:tr>
       <w:tr>
-        <w:tblPrEx>
-          <w:tblCellMar>
-            <w:top w:w="0" w:type="dxa"/>
-            <w:bottom w:w="0" w:type="dxa"/>
-          </w:tblCellMar>
-        </w:tblPrEx>
         <w:tc>
           <w:tcPr>
             <w:tcW w:w="3200" w:type="dxa"/>
@@ -9310,12 +8992,6 @@
         </w:tc>
       </w:tr>
       <w:tr>
-        <w:tblPrEx>
-          <w:tblCellMar>
-            <w:top w:w="0" w:type="dxa"/>
-            <w:bottom w:w="0" w:type="dxa"/>
-          </w:tblCellMar>
-        </w:tblPrEx>
         <w:tc>
           <w:tcPr>
             <w:tcW w:w="3200" w:type="dxa"/>
@@ -9381,12 +9057,6 @@
         </w:tc>
       </w:tr>
       <w:tr>
-        <w:tblPrEx>
-          <w:tblCellMar>
-            <w:top w:w="0" w:type="dxa"/>
-            <w:bottom w:w="0" w:type="dxa"/>
-          </w:tblCellMar>
-        </w:tblPrEx>
         <w:tc>
           <w:tcPr>
             <w:tcW w:w="3200" w:type="dxa"/>
@@ -9443,12 +9113,6 @@
         </w:tc>
       </w:tr>
       <w:tr>
-        <w:tblPrEx>
-          <w:tblCellMar>
-            <w:top w:w="0" w:type="dxa"/>
-            <w:bottom w:w="0" w:type="dxa"/>
-          </w:tblCellMar>
-        </w:tblPrEx>
         <w:tc>
           <w:tcPr>
             <w:tcW w:w="3200" w:type="dxa"/>
@@ -9505,12 +9169,6 @@
         </w:tc>
       </w:tr>
       <w:tr>
-        <w:tblPrEx>
-          <w:tblCellMar>
-            <w:top w:w="0" w:type="dxa"/>
-            <w:bottom w:w="0" w:type="dxa"/>
-          </w:tblCellMar>
-        </w:tblPrEx>
         <w:tc>
           <w:tcPr>
             <w:tcW w:w="3200" w:type="dxa"/>
@@ -9624,12 +9282,6 @@
         </w:tc>
       </w:tr>
       <w:tr>
-        <w:tblPrEx>
-          <w:tblCellMar>
-            <w:top w:w="0" w:type="dxa"/>
-            <w:bottom w:w="0" w:type="dxa"/>
-          </w:tblCellMar>
-        </w:tblPrEx>
         <w:tc>
           <w:tcPr>
             <w:tcW w:w="3200" w:type="dxa"/>
@@ -9880,12 +9532,6 @@
         <w:gridCol w:w="5960"/>
       </w:tblGrid>
       <w:tr>
-        <w:tblPrEx>
-          <w:tblCellMar>
-            <w:top w:w="0" w:type="dxa"/>
-            <w:bottom w:w="0" w:type="dxa"/>
-          </w:tblCellMar>
-        </w:tblPrEx>
         <w:trPr>
           <w:tblHeader/>
         </w:trPr>
@@ -9953,12 +9599,6 @@
         </w:tc>
       </w:tr>
       <w:tr>
-        <w:tblPrEx>
-          <w:tblCellMar>
-            <w:top w:w="0" w:type="dxa"/>
-            <w:bottom w:w="0" w:type="dxa"/>
-          </w:tblCellMar>
-        </w:tblPrEx>
         <w:tc>
           <w:tcPr>
             <w:tcW w:w="3200" w:type="dxa"/>
@@ -10024,12 +9664,6 @@
         </w:tc>
       </w:tr>
       <w:tr>
-        <w:tblPrEx>
-          <w:tblCellMar>
-            <w:top w:w="0" w:type="dxa"/>
-            <w:bottom w:w="0" w:type="dxa"/>
-          </w:tblCellMar>
-        </w:tblPrEx>
         <w:tc>
           <w:tcPr>
             <w:tcW w:w="3200" w:type="dxa"/>
@@ -10086,12 +9720,6 @@
         </w:tc>
       </w:tr>
       <w:tr>
-        <w:tblPrEx>
-          <w:tblCellMar>
-            <w:top w:w="0" w:type="dxa"/>
-            <w:bottom w:w="0" w:type="dxa"/>
-          </w:tblCellMar>
-        </w:tblPrEx>
         <w:tc>
           <w:tcPr>
             <w:tcW w:w="3200" w:type="dxa"/>
@@ -10148,12 +9776,6 @@
         </w:tc>
       </w:tr>
       <w:tr>
-        <w:tblPrEx>
-          <w:tblCellMar>
-            <w:top w:w="0" w:type="dxa"/>
-            <w:bottom w:w="0" w:type="dxa"/>
-          </w:tblCellMar>
-        </w:tblPrEx>
         <w:tc>
           <w:tcPr>
             <w:tcW w:w="3200" w:type="dxa"/>
@@ -10210,12 +9832,6 @@
         </w:tc>
       </w:tr>
       <w:tr>
-        <w:tblPrEx>
-          <w:tblCellMar>
-            <w:top w:w="0" w:type="dxa"/>
-            <w:bottom w:w="0" w:type="dxa"/>
-          </w:tblCellMar>
-        </w:tblPrEx>
         <w:tc>
           <w:tcPr>
             <w:tcW w:w="3200" w:type="dxa"/>
@@ -10288,12 +9904,6 @@
         </w:tc>
       </w:tr>
       <w:tr>
-        <w:tblPrEx>
-          <w:tblCellMar>
-            <w:top w:w="0" w:type="dxa"/>
-            <w:bottom w:w="0" w:type="dxa"/>
-          </w:tblCellMar>
-        </w:tblPrEx>
         <w:tc>
           <w:tcPr>
             <w:tcW w:w="3200" w:type="dxa"/>
@@ -10359,12 +9969,6 @@
         </w:tc>
       </w:tr>
       <w:tr>
-        <w:tblPrEx>
-          <w:tblCellMar>
-            <w:top w:w="0" w:type="dxa"/>
-            <w:bottom w:w="0" w:type="dxa"/>
-          </w:tblCellMar>
-        </w:tblPrEx>
         <w:tc>
           <w:tcPr>
             <w:tcW w:w="3200" w:type="dxa"/>
@@ -10421,12 +10025,6 @@
         </w:tc>
       </w:tr>
       <w:tr>
-        <w:tblPrEx>
-          <w:tblCellMar>
-            <w:top w:w="0" w:type="dxa"/>
-            <w:bottom w:w="0" w:type="dxa"/>
-          </w:tblCellMar>
-        </w:tblPrEx>
         <w:tc>
           <w:tcPr>
             <w:tcW w:w="3200" w:type="dxa"/>
@@ -10527,12 +10125,6 @@
         <w:gridCol w:w="4660"/>
       </w:tblGrid>
       <w:tr>
-        <w:tblPrEx>
-          <w:tblCellMar>
-            <w:top w:w="0" w:type="dxa"/>
-            <w:bottom w:w="0" w:type="dxa"/>
-          </w:tblCellMar>
-        </w:tblPrEx>
         <w:trPr>
           <w:tblHeader/>
         </w:trPr>
@@ -10631,12 +10223,6 @@
         </w:tc>
       </w:tr>
       <w:tr>
-        <w:tblPrEx>
-          <w:tblCellMar>
-            <w:top w:w="0" w:type="dxa"/>
-            <w:bottom w:w="0" w:type="dxa"/>
-          </w:tblCellMar>
-        </w:tblPrEx>
         <w:tc>
           <w:tcPr>
             <w:tcW w:w="2000" w:type="dxa"/>
@@ -10745,12 +10331,6 @@
         </w:tc>
       </w:tr>
       <w:tr>
-        <w:tblPrEx>
-          <w:tblCellMar>
-            <w:top w:w="0" w:type="dxa"/>
-            <w:bottom w:w="0" w:type="dxa"/>
-          </w:tblCellMar>
-        </w:tblPrEx>
         <w:tc>
           <w:tcPr>
             <w:tcW w:w="2000" w:type="dxa"/>
@@ -10835,12 +10415,6 @@
         </w:tc>
       </w:tr>
       <w:tr>
-        <w:tblPrEx>
-          <w:tblCellMar>
-            <w:top w:w="0" w:type="dxa"/>
-            <w:bottom w:w="0" w:type="dxa"/>
-          </w:tblCellMar>
-        </w:tblPrEx>
         <w:tc>
           <w:tcPr>
             <w:tcW w:w="2000" w:type="dxa"/>
@@ -10979,12 +10553,6 @@
         <w:gridCol w:w="4460"/>
       </w:tblGrid>
       <w:tr>
-        <w:tblPrEx>
-          <w:tblCellMar>
-            <w:top w:w="0" w:type="dxa"/>
-            <w:bottom w:w="0" w:type="dxa"/>
-          </w:tblCellMar>
-        </w:tblPrEx>
         <w:trPr>
           <w:tblHeader/>
         </w:trPr>
@@ -11095,12 +10663,6 @@
         </w:tc>
       </w:tr>
       <w:tr>
-        <w:tblPrEx>
-          <w:tblCellMar>
-            <w:top w:w="0" w:type="dxa"/>
-            <w:bottom w:w="0" w:type="dxa"/>
-          </w:tblCellMar>
-        </w:tblPrEx>
         <w:tc>
           <w:tcPr>
             <w:tcW w:w="2500" w:type="dxa"/>
@@ -11200,12 +10762,6 @@
         </w:tc>
       </w:tr>
       <w:tr>
-        <w:tblPrEx>
-          <w:tblCellMar>
-            <w:top w:w="0" w:type="dxa"/>
-            <w:bottom w:w="0" w:type="dxa"/>
-          </w:tblCellMar>
-        </w:tblPrEx>
         <w:tc>
           <w:tcPr>
             <w:tcW w:w="2500" w:type="dxa"/>
@@ -11298,12 +10854,6 @@
         </w:tc>
       </w:tr>
       <w:tr>
-        <w:tblPrEx>
-          <w:tblCellMar>
-            <w:top w:w="0" w:type="dxa"/>
-            <w:bottom w:w="0" w:type="dxa"/>
-          </w:tblCellMar>
-        </w:tblPrEx>
         <w:tc>
           <w:tcPr>
             <w:tcW w:w="2500" w:type="dxa"/>
@@ -11387,12 +10937,6 @@
         </w:tc>
       </w:tr>
       <w:tr>
-        <w:tblPrEx>
-          <w:tblCellMar>
-            <w:top w:w="0" w:type="dxa"/>
-            <w:bottom w:w="0" w:type="dxa"/>
-          </w:tblCellMar>
-        </w:tblPrEx>
         <w:tc>
           <w:tcPr>
             <w:tcW w:w="2500" w:type="dxa"/>
@@ -11574,12 +11118,6 @@
         <w:gridCol w:w="2760"/>
       </w:tblGrid>
       <w:tr>
-        <w:tblPrEx>
-          <w:tblCellMar>
-            <w:top w:w="0" w:type="dxa"/>
-            <w:bottom w:w="0" w:type="dxa"/>
-          </w:tblCellMar>
-        </w:tblPrEx>
         <w:trPr>
           <w:tblHeader/>
         </w:trPr>
@@ -11709,12 +11247,6 @@
         </w:tc>
       </w:tr>
       <w:tr>
-        <w:tblPrEx>
-          <w:tblCellMar>
-            <w:top w:w="0" w:type="dxa"/>
-            <w:bottom w:w="0" w:type="dxa"/>
-          </w:tblCellMar>
-        </w:tblPrEx>
         <w:tc>
           <w:tcPr>
             <w:tcW w:w="2800" w:type="dxa"/>
@@ -11857,12 +11389,6 @@
         </w:tc>
       </w:tr>
       <w:tr>
-        <w:tblPrEx>
-          <w:tblCellMar>
-            <w:top w:w="0" w:type="dxa"/>
-            <w:bottom w:w="0" w:type="dxa"/>
-          </w:tblCellMar>
-        </w:tblPrEx>
         <w:tc>
           <w:tcPr>
             <w:tcW w:w="2800" w:type="dxa"/>
@@ -12609,12 +12135,6 @@
         <w:gridCol w:w="2160"/>
       </w:tblGrid>
       <w:tr>
-        <w:tblPrEx>
-          <w:tblCellMar>
-            <w:top w:w="0" w:type="dxa"/>
-            <w:bottom w:w="0" w:type="dxa"/>
-          </w:tblCellMar>
-        </w:tblPrEx>
         <w:trPr>
           <w:tblHeader/>
         </w:trPr>
@@ -12744,12 +12264,6 @@
         </w:tc>
       </w:tr>
       <w:tr>
-        <w:tblPrEx>
-          <w:tblCellMar>
-            <w:top w:w="0" w:type="dxa"/>
-            <w:bottom w:w="0" w:type="dxa"/>
-          </w:tblCellMar>
-        </w:tblPrEx>
         <w:tc>
           <w:tcPr>
             <w:tcW w:w="2500" w:type="dxa"/>
@@ -12860,12 +12374,6 @@
         </w:tc>
       </w:tr>
       <w:tr>
-        <w:tblPrEx>
-          <w:tblCellMar>
-            <w:top w:w="0" w:type="dxa"/>
-            <w:bottom w:w="0" w:type="dxa"/>
-          </w:tblCellMar>
-        </w:tblPrEx>
         <w:tc>
           <w:tcPr>
             <w:tcW w:w="2500" w:type="dxa"/>
@@ -13008,12 +12516,6 @@
         </w:tc>
       </w:tr>
       <w:tr>
-        <w:tblPrEx>
-          <w:tblCellMar>
-            <w:top w:w="0" w:type="dxa"/>
-            <w:bottom w:w="0" w:type="dxa"/>
-          </w:tblCellMar>
-        </w:tblPrEx>
         <w:tc>
           <w:tcPr>
             <w:tcW w:w="2500" w:type="dxa"/>
@@ -13124,12 +12626,6 @@
         </w:tc>
       </w:tr>
       <w:tr>
-        <w:tblPrEx>
-          <w:tblCellMar>
-            <w:top w:w="0" w:type="dxa"/>
-            <w:bottom w:w="0" w:type="dxa"/>
-          </w:tblCellMar>
-        </w:tblPrEx>
         <w:tc>
           <w:tcPr>
             <w:tcW w:w="2500" w:type="dxa"/>
@@ -13240,12 +12736,6 @@
         </w:tc>
       </w:tr>
       <w:tr>
-        <w:tblPrEx>
-          <w:tblCellMar>
-            <w:top w:w="0" w:type="dxa"/>
-            <w:bottom w:w="0" w:type="dxa"/>
-          </w:tblCellMar>
-        </w:tblPrEx>
         <w:tc>
           <w:tcPr>
             <w:tcW w:w="2500" w:type="dxa"/>
@@ -13356,12 +12846,6 @@
         </w:tc>
       </w:tr>
       <w:tr>
-        <w:tblPrEx>
-          <w:tblCellMar>
-            <w:top w:w="0" w:type="dxa"/>
-            <w:bottom w:w="0" w:type="dxa"/>
-          </w:tblCellMar>
-        </w:tblPrEx>
         <w:tc>
           <w:tcPr>
             <w:tcW w:w="2500" w:type="dxa"/>
@@ -13629,12 +13113,6 @@
         <w:gridCol w:w="2260"/>
       </w:tblGrid>
       <w:tr>
-        <w:tblPrEx>
-          <w:tblCellMar>
-            <w:top w:w="0" w:type="dxa"/>
-            <w:bottom w:w="0" w:type="dxa"/>
-          </w:tblCellMar>
-        </w:tblPrEx>
         <w:trPr>
           <w:tblHeader/>
         </w:trPr>
@@ -13766,12 +13244,6 @@
         </w:tc>
       </w:tr>
       <w:tr>
-        <w:tblPrEx>
-          <w:tblCellMar>
-            <w:top w:w="0" w:type="dxa"/>
-            <w:bottom w:w="0" w:type="dxa"/>
-          </w:tblCellMar>
-        </w:tblPrEx>
         <w:tc>
           <w:tcPr>
             <w:tcW w:w="1600" w:type="dxa"/>
@@ -13909,12 +13381,6 @@
         </w:tc>
       </w:tr>
       <w:tr>
-        <w:tblPrEx>
-          <w:tblCellMar>
-            <w:top w:w="0" w:type="dxa"/>
-            <w:bottom w:w="0" w:type="dxa"/>
-          </w:tblCellMar>
-        </w:tblPrEx>
         <w:tc>
           <w:tcPr>
             <w:tcW w:w="1600" w:type="dxa"/>
@@ -14052,12 +13518,6 @@
         </w:tc>
       </w:tr>
       <w:tr>
-        <w:tblPrEx>
-          <w:tblCellMar>
-            <w:top w:w="0" w:type="dxa"/>
-            <w:bottom w:w="0" w:type="dxa"/>
-          </w:tblCellMar>
-        </w:tblPrEx>
         <w:tc>
           <w:tcPr>
             <w:tcW w:w="1600" w:type="dxa"/>
@@ -14797,8 +14257,12 @@
       </w:r>
     </w:p>
     <w:sectPr>
-      <w:headerReference w:type="default" r:id="rId7"/>
-      <w:footerReference w:type="default" r:id="rId8"/>
+      <w:headerReference w:type="even" r:id="rId7"/>
+      <w:headerReference w:type="default" r:id="rId8"/>
+      <w:footerReference w:type="even" r:id="rId9"/>
+      <w:footerReference w:type="default" r:id="rId10"/>
+      <w:headerReference w:type="first" r:id="rId11"/>
+      <w:footerReference w:type="first" r:id="rId12"/>
       <w:pgSz w:w="11906" w:h="16838"/>
       <w:pgMar w:top="1134" w:right="1134" w:bottom="1134" w:left="1134" w:header="708" w:footer="708" w:gutter="0"/>
       <w:cols w:space="720"/>
@@ -14828,6 +14292,16 @@
 </file>
 
 <file path=word/footer1.xml><?xml version="1.0" encoding="utf-8"?>
+<w:ftr xmlns:wpc="http://schemas.microsoft.com/office/word/2010/wordprocessingCanvas" xmlns:cx="http://schemas.microsoft.com/office/drawing/2014/chartex" xmlns:cx1="http://schemas.microsoft.com/office/drawing/2015/9/8/chartex" xmlns:cx2="http://schemas.microsoft.com/office/drawing/2015/10/21/chartex" xmlns:cx3="http://schemas.microsoft.com/office/drawing/2016/5/9/chartex" xmlns:cx4="http://schemas.microsoft.com/office/drawing/2016/5/10/chartex" xmlns:cx5="http://schemas.microsoft.com/office/drawing/2016/5/11/chartex" xmlns:cx6="http://schemas.microsoft.com/office/drawing/2016/5/12/chartex" xmlns:cx7="http://schemas.microsoft.com/office/drawing/2016/5/13/chartex" xmlns:cx8="http://schemas.microsoft.com/office/drawing/2016/5/14/chartex" xmlns:mc="http://schemas.openxmlformats.org/markup-compatibility/2006" xmlns:aink="http://schemas.microsoft.com/office/drawing/2016/ink" xmlns:am3d="http://schemas.microsoft.com/office/drawing/2017/model3d" xmlns:o="urn:schemas-microsoft-com:office:office" xmlns:oel="http://schemas.microsoft.com/office/2019/extlst" xmlns:r="http://schemas.openxmlformats.org/officeDocument/2006/relationships" xmlns:m="http://schemas.openxmlformats.org/officeDocument/2006/math" xmlns:v="urn:schemas-microsoft-com:vml" xmlns:wp14="http://schemas.microsoft.com/office/word/2010/wordprocessingDrawing" xmlns:wp="http://schemas.openxmlformats.org/drawingml/2006/wordprocessingDrawing" xmlns:w10="urn:schemas-microsoft-com:office:word" xmlns:w="http://schemas.openxmlformats.org/wordprocessingml/2006/main" xmlns:w14="http://schemas.microsoft.com/office/word/2010/wordml" xmlns:w15="http://schemas.microsoft.com/office/word/2012/wordml" xmlns:w16cex="http://schemas.microsoft.com/office/word/2018/wordml/cex" xmlns:w16cid="http://schemas.microsoft.com/office/word/2016/wordml/cid" xmlns:w16="http://schemas.microsoft.com/office/word/2018/wordml" xmlns:w16du="http://schemas.microsoft.com/office/word/2023/wordml/word16du" xmlns:w16sdtdh="http://schemas.microsoft.com/office/word/2020/wordml/sdtdatahash" xmlns:w16sdtfl="http://schemas.microsoft.com/office/word/2024/wordml/sdtformatlock" xmlns:w16se="http://schemas.microsoft.com/office/word/2015/wordml/symex" xmlns:wpg="http://schemas.microsoft.com/office/word/2010/wordprocessingGroup" xmlns:wpi="http://schemas.microsoft.com/office/word/2010/wordprocessingInk" xmlns:wne="http://schemas.microsoft.com/office/word/2006/wordml" xmlns:wps="http://schemas.microsoft.com/office/word/2010/wordprocessingShape" mc:Ignorable="w14 w15 w16se w16cid w16 w16cex w16sdtdh w16sdtfl w16du wp14">
+  <w:p>
+    <w:pPr>
+      <w:pStyle w:val="Pieddepage"/>
+    </w:pPr>
+  </w:p>
+</w:ftr>
+</file>
+
+<file path=word/footer2.xml><?xml version="1.0" encoding="utf-8"?>
 <w:ftr xmlns:wpc="http://schemas.microsoft.com/office/word/2010/wordprocessingCanvas" xmlns:cx="http://schemas.microsoft.com/office/drawing/2014/chartex" xmlns:cx1="http://schemas.microsoft.com/office/drawing/2015/9/8/chartex" xmlns:cx2="http://schemas.microsoft.com/office/drawing/2015/10/21/chartex" xmlns:cx3="http://schemas.microsoft.com/office/drawing/2016/5/9/chartex" xmlns:cx4="http://schemas.microsoft.com/office/drawing/2016/5/10/chartex" xmlns:cx5="http://schemas.microsoft.com/office/drawing/2016/5/11/chartex" xmlns:cx6="http://schemas.microsoft.com/office/drawing/2016/5/12/chartex" xmlns:cx7="http://schemas.microsoft.com/office/drawing/2016/5/13/chartex" xmlns:cx8="http://schemas.microsoft.com/office/drawing/2016/5/14/chartex" xmlns:mc="http://schemas.openxmlformats.org/markup-compatibility/2006" xmlns:aink="http://schemas.microsoft.com/office/drawing/2016/ink" xmlns:am3d="http://schemas.microsoft.com/office/drawing/2017/model3d" xmlns:o="urn:schemas-microsoft-com:office:office" xmlns:oel="http://schemas.microsoft.com/office/2019/extlst" xmlns:r="http://schemas.openxmlformats.org/officeDocument/2006/relationships" xmlns:m="http://schemas.openxmlformats.org/officeDocument/2006/math" xmlns:v="urn:schemas-microsoft-com:vml" xmlns:wp14="http://schemas.microsoft.com/office/word/2010/wordprocessingDrawing" xmlns:wp="http://schemas.openxmlformats.org/drawingml/2006/wordprocessingDrawing" xmlns:w10="urn:schemas-microsoft-com:office:word" xmlns:w="http://schemas.openxmlformats.org/wordprocessingml/2006/main" xmlns:w14="http://schemas.microsoft.com/office/word/2010/wordml" xmlns:w15="http://schemas.microsoft.com/office/word/2012/wordml" xmlns:w16cex="http://schemas.microsoft.com/office/word/2018/wordml/cex" xmlns:w16cid="http://schemas.microsoft.com/office/word/2016/wordml/cid" xmlns:w16="http://schemas.microsoft.com/office/word/2018/wordml" xmlns:w16du="http://schemas.microsoft.com/office/word/2023/wordml/word16du" xmlns:w16sdtdh="http://schemas.microsoft.com/office/word/2020/wordml/sdtdatahash" xmlns:w16sdtfl="http://schemas.microsoft.com/office/word/2024/wordml/sdtformatlock" xmlns:w16se="http://schemas.microsoft.com/office/word/2015/wordml/symex" xmlns:wpg="http://schemas.microsoft.com/office/word/2010/wordprocessingGroup" xmlns:wpi="http://schemas.microsoft.com/office/word/2010/wordprocessingInk" xmlns:wne="http://schemas.microsoft.com/office/word/2006/wordml" xmlns:wps="http://schemas.microsoft.com/office/word/2010/wordprocessingShape" mc:Ignorable="w14 w15 w16se w16cid w16 w16cex w16sdtdh w16sdtfl w16du wp14">
   <w:p>
     <w:pPr>
@@ -14842,7 +14316,15 @@
         <w:sz w:val="18"/>
         <w:szCs w:val="18"/>
       </w:rPr>
-      <w:t xml:space="preserve">EL MOUDEN Badre — IADATA 4e année — </w:t>
+      <w:t>IKSIBADREDINE</w:t>
+    </w:r>
+    <w:r>
+      <w:rPr>
+        <w:color w:val="888888"/>
+        <w:sz w:val="18"/>
+        <w:szCs w:val="18"/>
+      </w:rPr>
+      <w:t xml:space="preserve"> — IADATA 4e année — </w:t>
     </w:r>
     <w:r>
       <w:rPr>
@@ -14938,6 +14420,16 @@
 </w:ftr>
 </file>
 
+<file path=word/footer3.xml><?xml version="1.0" encoding="utf-8"?>
+<w:ftr xmlns:wpc="http://schemas.microsoft.com/office/word/2010/wordprocessingCanvas" xmlns:cx="http://schemas.microsoft.com/office/drawing/2014/chartex" xmlns:cx1="http://schemas.microsoft.com/office/drawing/2015/9/8/chartex" xmlns:cx2="http://schemas.microsoft.com/office/drawing/2015/10/21/chartex" xmlns:cx3="http://schemas.microsoft.com/office/drawing/2016/5/9/chartex" xmlns:cx4="http://schemas.microsoft.com/office/drawing/2016/5/10/chartex" xmlns:cx5="http://schemas.microsoft.com/office/drawing/2016/5/11/chartex" xmlns:cx6="http://schemas.microsoft.com/office/drawing/2016/5/12/chartex" xmlns:cx7="http://schemas.microsoft.com/office/drawing/2016/5/13/chartex" xmlns:cx8="http://schemas.microsoft.com/office/drawing/2016/5/14/chartex" xmlns:mc="http://schemas.openxmlformats.org/markup-compatibility/2006" xmlns:aink="http://schemas.microsoft.com/office/drawing/2016/ink" xmlns:am3d="http://schemas.microsoft.com/office/drawing/2017/model3d" xmlns:o="urn:schemas-microsoft-com:office:office" xmlns:oel="http://schemas.microsoft.com/office/2019/extlst" xmlns:r="http://schemas.openxmlformats.org/officeDocument/2006/relationships" xmlns:m="http://schemas.openxmlformats.org/officeDocument/2006/math" xmlns:v="urn:schemas-microsoft-com:vml" xmlns:wp14="http://schemas.microsoft.com/office/word/2010/wordprocessingDrawing" xmlns:wp="http://schemas.openxmlformats.org/drawingml/2006/wordprocessingDrawing" xmlns:w10="urn:schemas-microsoft-com:office:word" xmlns:w="http://schemas.openxmlformats.org/wordprocessingml/2006/main" xmlns:w14="http://schemas.microsoft.com/office/word/2010/wordml" xmlns:w15="http://schemas.microsoft.com/office/word/2012/wordml" xmlns:w16cex="http://schemas.microsoft.com/office/word/2018/wordml/cex" xmlns:w16cid="http://schemas.microsoft.com/office/word/2016/wordml/cid" xmlns:w16="http://schemas.microsoft.com/office/word/2018/wordml" xmlns:w16du="http://schemas.microsoft.com/office/word/2023/wordml/word16du" xmlns:w16sdtdh="http://schemas.microsoft.com/office/word/2020/wordml/sdtdatahash" xmlns:w16sdtfl="http://schemas.microsoft.com/office/word/2024/wordml/sdtformatlock" xmlns:w16se="http://schemas.microsoft.com/office/word/2015/wordml/symex" xmlns:wpg="http://schemas.microsoft.com/office/word/2010/wordprocessingGroup" xmlns:wpi="http://schemas.microsoft.com/office/word/2010/wordprocessingInk" xmlns:wne="http://schemas.microsoft.com/office/word/2006/wordml" xmlns:wps="http://schemas.microsoft.com/office/word/2010/wordprocessingShape" mc:Ignorable="w14 w15 w16se w16cid w16 w16cex w16sdtdh w16sdtfl w16du wp14">
+  <w:p>
+    <w:pPr>
+      <w:pStyle w:val="Pieddepage"/>
+    </w:pPr>
+  </w:p>
+</w:ftr>
+</file>
+
 <file path=word/footnotes.xml><?xml version="1.0" encoding="utf-8"?>
 <w:footnotes xmlns:wpc="http://schemas.microsoft.com/office/word/2010/wordprocessingCanvas" xmlns:cx="http://schemas.microsoft.com/office/drawing/2014/chartex" xmlns:cx1="http://schemas.microsoft.com/office/drawing/2015/9/8/chartex" xmlns:cx2="http://schemas.microsoft.com/office/drawing/2015/10/21/chartex" xmlns:cx3="http://schemas.microsoft.com/office/drawing/2016/5/9/chartex" xmlns:cx4="http://schemas.microsoft.com/office/drawing/2016/5/10/chartex" xmlns:cx5="http://schemas.microsoft.com/office/drawing/2016/5/11/chartex" xmlns:cx6="http://schemas.microsoft.com/office/drawing/2016/5/12/chartex" xmlns:cx7="http://schemas.microsoft.com/office/drawing/2016/5/13/chartex" xmlns:cx8="http://schemas.microsoft.com/office/drawing/2016/5/14/chartex" xmlns:mc="http://schemas.openxmlformats.org/markup-compatibility/2006" xmlns:aink="http://schemas.microsoft.com/office/drawing/2016/ink" xmlns:am3d="http://schemas.microsoft.com/office/drawing/2017/model3d" xmlns:o="urn:schemas-microsoft-com:office:office" xmlns:oel="http://schemas.microsoft.com/office/2019/extlst" xmlns:r="http://schemas.openxmlformats.org/officeDocument/2006/relationships" xmlns:m="http://schemas.openxmlformats.org/officeDocument/2006/math" xmlns:v="urn:schemas-microsoft-com:vml" xmlns:wp14="http://schemas.microsoft.com/office/word/2010/wordprocessingDrawing" xmlns:wp="http://schemas.openxmlformats.org/drawingml/2006/wordprocessingDrawing" xmlns:w10="urn:schemas-microsoft-com:office:word" xmlns:w="http://schemas.openxmlformats.org/wordprocessingml/2006/main" xmlns:w14="http://schemas.microsoft.com/office/word/2010/wordml" xmlns:w15="http://schemas.microsoft.com/office/word/2012/wordml" xmlns:w16cex="http://schemas.microsoft.com/office/word/2018/wordml/cex" xmlns:w16cid="http://schemas.microsoft.com/office/word/2016/wordml/cid" xmlns:w16="http://schemas.microsoft.com/office/word/2018/wordml" xmlns:w16du="http://schemas.microsoft.com/office/word/2023/wordml/word16du" xmlns:w16sdtdh="http://schemas.microsoft.com/office/word/2020/wordml/sdtdatahash" xmlns:w16sdtfl="http://schemas.microsoft.com/office/word/2024/wordml/sdtformatlock" xmlns:w16se="http://schemas.microsoft.com/office/word/2015/wordml/symex" xmlns:wpg="http://schemas.microsoft.com/office/word/2010/wordprocessingGroup" xmlns:wpi="http://schemas.microsoft.com/office/word/2010/wordprocessingInk" xmlns:wne="http://schemas.microsoft.com/office/word/2006/wordml" xmlns:wps="http://schemas.microsoft.com/office/word/2010/wordprocessingShape" mc:Ignorable="w14 w15 w16se w16cid w16 w16cex w16sdtdh w16sdtfl w16du wp14">
   <w:footnote w:type="separator" w:id="-1">
@@ -14958,6 +14450,16 @@
 </file>
 
 <file path=word/header1.xml><?xml version="1.0" encoding="utf-8"?>
+<w:hdr xmlns:wpc="http://schemas.microsoft.com/office/word/2010/wordprocessingCanvas" xmlns:cx="http://schemas.microsoft.com/office/drawing/2014/chartex" xmlns:cx1="http://schemas.microsoft.com/office/drawing/2015/9/8/chartex" xmlns:cx2="http://schemas.microsoft.com/office/drawing/2015/10/21/chartex" xmlns:cx3="http://schemas.microsoft.com/office/drawing/2016/5/9/chartex" xmlns:cx4="http://schemas.microsoft.com/office/drawing/2016/5/10/chartex" xmlns:cx5="http://schemas.microsoft.com/office/drawing/2016/5/11/chartex" xmlns:cx6="http://schemas.microsoft.com/office/drawing/2016/5/12/chartex" xmlns:cx7="http://schemas.microsoft.com/office/drawing/2016/5/13/chartex" xmlns:cx8="http://schemas.microsoft.com/office/drawing/2016/5/14/chartex" xmlns:mc="http://schemas.openxmlformats.org/markup-compatibility/2006" xmlns:aink="http://schemas.microsoft.com/office/drawing/2016/ink" xmlns:am3d="http://schemas.microsoft.com/office/drawing/2017/model3d" xmlns:o="urn:schemas-microsoft-com:office:office" xmlns:oel="http://schemas.microsoft.com/office/2019/extlst" xmlns:r="http://schemas.openxmlformats.org/officeDocument/2006/relationships" xmlns:m="http://schemas.openxmlformats.org/officeDocument/2006/math" xmlns:v="urn:schemas-microsoft-com:vml" xmlns:wp14="http://schemas.microsoft.com/office/word/2010/wordprocessingDrawing" xmlns:wp="http://schemas.openxmlformats.org/drawingml/2006/wordprocessingDrawing" xmlns:w10="urn:schemas-microsoft-com:office:word" xmlns:w="http://schemas.openxmlformats.org/wordprocessingml/2006/main" xmlns:w14="http://schemas.microsoft.com/office/word/2010/wordml" xmlns:w15="http://schemas.microsoft.com/office/word/2012/wordml" xmlns:w16cex="http://schemas.microsoft.com/office/word/2018/wordml/cex" xmlns:w16cid="http://schemas.microsoft.com/office/word/2016/wordml/cid" xmlns:w16="http://schemas.microsoft.com/office/word/2018/wordml" xmlns:w16du="http://schemas.microsoft.com/office/word/2023/wordml/word16du" xmlns:w16sdtdh="http://schemas.microsoft.com/office/word/2020/wordml/sdtdatahash" xmlns:w16sdtfl="http://schemas.microsoft.com/office/word/2024/wordml/sdtformatlock" xmlns:w16se="http://schemas.microsoft.com/office/word/2015/wordml/symex" xmlns:wpg="http://schemas.microsoft.com/office/word/2010/wordprocessingGroup" xmlns:wpi="http://schemas.microsoft.com/office/word/2010/wordprocessingInk" xmlns:wne="http://schemas.microsoft.com/office/word/2006/wordml" xmlns:wps="http://schemas.microsoft.com/office/word/2010/wordprocessingShape" mc:Ignorable="w14 w15 w16se w16cid w16 w16cex w16sdtdh w16sdtfl w16du wp14">
+  <w:p>
+    <w:pPr>
+      <w:pStyle w:val="En-tte"/>
+    </w:pPr>
+  </w:p>
+</w:hdr>
+</file>
+
+<file path=word/header2.xml><?xml version="1.0" encoding="utf-8"?>
 <w:hdr xmlns:wpc="http://schemas.microsoft.com/office/word/2010/wordprocessingCanvas" xmlns:cx="http://schemas.microsoft.com/office/drawing/2014/chartex" xmlns:cx1="http://schemas.microsoft.com/office/drawing/2015/9/8/chartex" xmlns:cx2="http://schemas.microsoft.com/office/drawing/2015/10/21/chartex" xmlns:cx3="http://schemas.microsoft.com/office/drawing/2016/5/9/chartex" xmlns:cx4="http://schemas.microsoft.com/office/drawing/2016/5/10/chartex" xmlns:cx5="http://schemas.microsoft.com/office/drawing/2016/5/11/chartex" xmlns:cx6="http://schemas.microsoft.com/office/drawing/2016/5/12/chartex" xmlns:cx7="http://schemas.microsoft.com/office/drawing/2016/5/13/chartex" xmlns:cx8="http://schemas.microsoft.com/office/drawing/2016/5/14/chartex" xmlns:mc="http://schemas.openxmlformats.org/markup-compatibility/2006" xmlns:aink="http://schemas.microsoft.com/office/drawing/2016/ink" xmlns:am3d="http://schemas.microsoft.com/office/drawing/2017/model3d" xmlns:o="urn:schemas-microsoft-com:office:office" xmlns:oel="http://schemas.microsoft.com/office/2019/extlst" xmlns:r="http://schemas.openxmlformats.org/officeDocument/2006/relationships" xmlns:m="http://schemas.openxmlformats.org/officeDocument/2006/math" xmlns:v="urn:schemas-microsoft-com:vml" xmlns:wp14="http://schemas.microsoft.com/office/word/2010/wordprocessingDrawing" xmlns:wp="http://schemas.openxmlformats.org/drawingml/2006/wordprocessingDrawing" xmlns:w10="urn:schemas-microsoft-com:office:word" xmlns:w="http://schemas.openxmlformats.org/wordprocessingml/2006/main" xmlns:w14="http://schemas.microsoft.com/office/word/2010/wordml" xmlns:w15="http://schemas.microsoft.com/office/word/2012/wordml" xmlns:w16cex="http://schemas.microsoft.com/office/word/2018/wordml/cex" xmlns:w16cid="http://schemas.microsoft.com/office/word/2016/wordml/cid" xmlns:w16="http://schemas.microsoft.com/office/word/2018/wordml" xmlns:w16du="http://schemas.microsoft.com/office/word/2023/wordml/word16du" xmlns:w16sdtdh="http://schemas.microsoft.com/office/word/2020/wordml/sdtdatahash" xmlns:w16sdtfl="http://schemas.microsoft.com/office/word/2024/wordml/sdtformatlock" xmlns:w16se="http://schemas.microsoft.com/office/word/2015/wordml/symex" xmlns:wpg="http://schemas.microsoft.com/office/word/2010/wordprocessingGroup" xmlns:wpi="http://schemas.microsoft.com/office/word/2010/wordprocessingInk" xmlns:wne="http://schemas.microsoft.com/office/word/2006/wordml" xmlns:wps="http://schemas.microsoft.com/office/word/2010/wordprocessingShape" mc:Ignorable="w14 w15 w16se w16cid w16 w16cex w16sdtdh w16sdtfl w16du wp14">
   <w:p>
     <w:pPr>
@@ -14974,6 +14476,16 @@
       </w:rPr>
       <w:t>Rapport Deep Learning — EMSI 2025/2026</w:t>
     </w:r>
+  </w:p>
+</w:hdr>
+</file>
+
+<file path=word/header3.xml><?xml version="1.0" encoding="utf-8"?>
+<w:hdr xmlns:wpc="http://schemas.microsoft.com/office/word/2010/wordprocessingCanvas" xmlns:cx="http://schemas.microsoft.com/office/drawing/2014/chartex" xmlns:cx1="http://schemas.microsoft.com/office/drawing/2015/9/8/chartex" xmlns:cx2="http://schemas.microsoft.com/office/drawing/2015/10/21/chartex" xmlns:cx3="http://schemas.microsoft.com/office/drawing/2016/5/9/chartex" xmlns:cx4="http://schemas.microsoft.com/office/drawing/2016/5/10/chartex" xmlns:cx5="http://schemas.microsoft.com/office/drawing/2016/5/11/chartex" xmlns:cx6="http://schemas.microsoft.com/office/drawing/2016/5/12/chartex" xmlns:cx7="http://schemas.microsoft.com/office/drawing/2016/5/13/chartex" xmlns:cx8="http://schemas.microsoft.com/office/drawing/2016/5/14/chartex" xmlns:mc="http://schemas.openxmlformats.org/markup-compatibility/2006" xmlns:aink="http://schemas.microsoft.com/office/drawing/2016/ink" xmlns:am3d="http://schemas.microsoft.com/office/drawing/2017/model3d" xmlns:o="urn:schemas-microsoft-com:office:office" xmlns:oel="http://schemas.microsoft.com/office/2019/extlst" xmlns:r="http://schemas.openxmlformats.org/officeDocument/2006/relationships" xmlns:m="http://schemas.openxmlformats.org/officeDocument/2006/math" xmlns:v="urn:schemas-microsoft-com:vml" xmlns:wp14="http://schemas.microsoft.com/office/word/2010/wordprocessingDrawing" xmlns:wp="http://schemas.openxmlformats.org/drawingml/2006/wordprocessingDrawing" xmlns:w10="urn:schemas-microsoft-com:office:word" xmlns:w="http://schemas.openxmlformats.org/wordprocessingml/2006/main" xmlns:w14="http://schemas.microsoft.com/office/word/2010/wordml" xmlns:w15="http://schemas.microsoft.com/office/word/2012/wordml" xmlns:w16cex="http://schemas.microsoft.com/office/word/2018/wordml/cex" xmlns:w16cid="http://schemas.microsoft.com/office/word/2016/wordml/cid" xmlns:w16="http://schemas.microsoft.com/office/word/2018/wordml" xmlns:w16du="http://schemas.microsoft.com/office/word/2023/wordml/word16du" xmlns:w16sdtdh="http://schemas.microsoft.com/office/word/2020/wordml/sdtdatahash" xmlns:w16sdtfl="http://schemas.microsoft.com/office/word/2024/wordml/sdtformatlock" xmlns:w16se="http://schemas.microsoft.com/office/word/2015/wordml/symex" xmlns:wpg="http://schemas.microsoft.com/office/word/2010/wordprocessingGroup" xmlns:wpi="http://schemas.microsoft.com/office/word/2010/wordprocessingInk" xmlns:wne="http://schemas.microsoft.com/office/word/2006/wordml" xmlns:wps="http://schemas.microsoft.com/office/word/2010/wordprocessingShape" mc:Ignorable="w14 w15 w16se w16cid w16 w16cex w16sdtdh w16sdtfl w16du wp14">
+  <w:p>
+    <w:pPr>
+      <w:pStyle w:val="En-tte"/>
+    </w:pPr>
   </w:p>
 </w:hdr>
 </file>
@@ -15744,6 +15256,48 @@
       <w:szCs w:val="20"/>
     </w:rPr>
   </w:style>
+  <w:style w:type="paragraph" w:styleId="En-tte">
+    <w:name w:val="header"/>
+    <w:basedOn w:val="Normal"/>
+    <w:link w:val="En-tteCar"/>
+    <w:uiPriority w:val="99"/>
+    <w:unhideWhenUsed/>
+    <w:rsid w:val="00F109F1"/>
+    <w:pPr>
+      <w:tabs>
+        <w:tab w:val="center" w:pos="4536"/>
+        <w:tab w:val="right" w:pos="9072"/>
+      </w:tabs>
+    </w:pPr>
+  </w:style>
+  <w:style w:type="character" w:customStyle="1" w:styleId="En-tteCar">
+    <w:name w:val="En-tête Car"/>
+    <w:basedOn w:val="Policepardfaut"/>
+    <w:link w:val="En-tte"/>
+    <w:uiPriority w:val="99"/>
+    <w:rsid w:val="00F109F1"/>
+  </w:style>
+  <w:style w:type="paragraph" w:styleId="Pieddepage">
+    <w:name w:val="footer"/>
+    <w:basedOn w:val="Normal"/>
+    <w:link w:val="PieddepageCar"/>
+    <w:uiPriority w:val="99"/>
+    <w:unhideWhenUsed/>
+    <w:rsid w:val="00F109F1"/>
+    <w:pPr>
+      <w:tabs>
+        <w:tab w:val="center" w:pos="4536"/>
+        <w:tab w:val="right" w:pos="9072"/>
+      </w:tabs>
+    </w:pPr>
+  </w:style>
+  <w:style w:type="character" w:customStyle="1" w:styleId="PieddepageCar">
+    <w:name w:val="Pied de page Car"/>
+    <w:basedOn w:val="Policepardfaut"/>
+    <w:link w:val="Pieddepage"/>
+    <w:uiPriority w:val="99"/>
+    <w:rsid w:val="00F109F1"/>
+  </w:style>
 </w:styles>
 </file>
 
